--- a/word_reports/LP_0190_위치_270_John Lennon & Yoko Ono_Do.docx
+++ b/word_reports/LP_0190_위치_270_John Lennon & Yoko Ono_Do.docx
@@ -4,7 +4,7 @@
   <w:body>
     <w:p>
       <w:pPr>
-        <w:spacing w:after="280"/>
+        <w:spacing w:after="80"/>
       </w:pPr>
       <w:r>
         <w:rPr w:rFonts="맑은 고딕">
@@ -13,94 +13,47 @@
           <w:color w:val="1E3A8A"/>
           <w:sz w:val="30"/>
         </w:rPr>
-        <w:t>[270] John Lennon &amp; Yoko Ono - Double Fantasy</w:t>
+        <w:t>John Lennon &amp; Yoko Ono (존 레논 &amp; 오노 요코) - Double Fantasy</w:t>
       </w:r>
     </w:p>
     <w:p>
       <w:pPr>
-        <w:spacing w:after="320"/>
+        <w:spacing w:after="240"/>
       </w:pPr>
       <w:r>
         <w:rPr w:rFonts="맑은 고딕">
           <w:rFonts w:ascii="맑은 고딕" w:hAnsi="맑은 고딕" w:eastAsia="맑은 고딕"/>
           <w:b/>
-          <w:sz w:val="20"/>
+          <w:color w:val="4B5563"/>
+          <w:sz w:val="22"/>
         </w:rPr>
-        <w:t>■ 위치 : 270</w:t>
-        <w:br/>
-      </w:r>
-      <w:r>
-        <w:rPr w:rFonts="맑은 고딕">
-          <w:rFonts w:ascii="맑은 고딕" w:hAnsi="맑은 고딕" w:eastAsia="맑은 고딕"/>
-          <w:b/>
-          <w:sz w:val="20"/>
-        </w:rPr>
-        <w:t>■ 아티스트 : John Lennon &amp; Yoko Ono</w:t>
-        <w:br/>
-      </w:r>
-      <w:r>
-        <w:rPr w:rFonts="맑은 고딕">
-          <w:rFonts w:ascii="맑은 고딕" w:hAnsi="맑은 고딕" w:eastAsia="맑은 고딕"/>
-          <w:b/>
-          <w:sz w:val="20"/>
-        </w:rPr>
-        <w:t>■ 앨범명 : Double Fantasy</w:t>
-        <w:br/>
-      </w:r>
-      <w:r>
-        <w:rPr w:rFonts="맑은 고딕">
-          <w:rFonts w:ascii="맑은 고딕" w:hAnsi="맑은 고딕" w:eastAsia="맑은 고딕"/>
-          <w:b w:val="0"/>
-          <w:sz w:val="20"/>
-        </w:rPr>
-        <w:t>■ 음반 레이블 : Geffen Records</w:t>
-        <w:br/>
-      </w:r>
-      <w:r>
-        <w:rPr w:rFonts="맑은 고딕">
-          <w:rFonts w:ascii="맑은 고딕" w:hAnsi="맑은 고딕" w:eastAsia="맑은 고딕"/>
-          <w:b w:val="0"/>
-          <w:sz w:val="20"/>
-        </w:rPr>
-        <w:t>■ 발매년도 : 1980</w:t>
-        <w:br/>
-      </w:r>
-      <w:r>
-        <w:rPr w:rFonts="맑은 고딕">
-          <w:rFonts w:ascii="맑은 고딕" w:hAnsi="맑은 고딕" w:eastAsia="맑은 고딕"/>
-          <w:b w:val="0"/>
-          <w:sz w:val="20"/>
-        </w:rPr>
-        <w:t>■ 장르 : 팝 록 (Pop Rock), 소프트 록 (Soft Rock), 아방가르드 팝 (Avant-Garde Pop)</w:t>
-        <w:br/>
-      </w:r>
-      <w:r>
-        <w:rPr w:rFonts="맑은 고딕">
-          <w:rFonts w:ascii="맑은 고딕" w:hAnsi="맑은 고딕" w:eastAsia="맑은 고딕"/>
-          <w:b w:val="0"/>
-          <w:sz w:val="20"/>
-        </w:rPr>
-        <w:t>■ 주요 수록곡 : - (Just Like) Starting Over</w:t>
-        <w:br/>
+        <w:t>위치 :  270</w:t>
       </w:r>
     </w:p>
     <w:p>
       <w:pPr>
-        <w:spacing w:after="160"/>
+        <w:spacing w:line="324" w:lineRule="auto" w:before="80" w:after="160"/>
       </w:pPr>
       <w:r>
         <w:rPr w:rFonts="맑은 고딕">
           <w:rFonts w:ascii="맑은 고딕" w:hAnsi="맑은 고딕" w:eastAsia="맑은 고딕"/>
           <w:b/>
           <w:color w:val="1F2937"/>
-          <w:sz w:val="24"/>
+          <w:sz w:val="22"/>
         </w:rPr>
-        <w:t>■ 음반 해설 및 감상 가이드</w:t>
+        <w:t xml:space="preserve">[음반 소개] </w:t>
+      </w:r>
+      <w:r>
+        <w:rPr w:rFonts="맑은 고딕">
+          <w:rFonts w:ascii="맑은 고딕" w:hAnsi="맑은 고딕" w:eastAsia="맑은 고딕"/>
+          <w:b w:val="0"/>
+          <w:sz w:val="21"/>
+        </w:rPr>
       </w:r>
     </w:p>
     <w:p>
       <w:pPr>
-        <w:spacing w:line="312" w:lineRule="auto" w:after="120"/>
+        <w:spacing w:line="324" w:lineRule="auto" w:after="120"/>
       </w:pPr>
       <w:r>
         <w:rPr w:rFonts="맑은 고딕">
@@ -108,51 +61,516 @@
           <w:b w:val="0"/>
           <w:sz w:val="21"/>
         </w:rPr>
-        <w:t>1975년 아들 션(Sean)의 출생 이후 5년간 음악계를 떠나 '전업주부'로서의 삶에 전념했던 존 레논이 오랜 침묵을 깨고 세상에 선보인 거장의 복귀작이자, 안타깝게도 그의 생전 마지막 스튜디오 앨범입니다. 예술적 동반자이자 아내인 오코 요코와의 깊은 음악적 교감을 바탕으로 제작된 이 음반은 두 사람이 대화를 주고받는 하트 플레이(Heart Play) 형식으로 구성되어 있습니다. 따뜻한 가정의 평화와 사랑, 그리고 삶을 향한 새로운 열정이 앨범 전반을 관통하며, 청년기의 날카로웠던 레논이 비로소 도달한 인간적 성숙과 안식을 고스란히 담아낸 명반입니다.</w:t>
+        <w:t>5년이라는 긴 은둔의 침묵을 깨고 한 가정의 남편이자 아버지로서 삶의 온기를 노래한 존 레논과 오노 요코의 찬란한 음악적 대화록입니다. 부부간의 내밀한 사랑과 일상의 평온을 남녀의 시선에서 주고받는 대화 형식의 구성은 대중음악사에서 유례없는 따스한 휴머니즘을 선사합니다. 그러나 안타깝게도 이 눈부신 부활의 서막은 발매 직후 닥쳐온 비극적인 서거로 인해 레논의 마지막 유작이 되어, 인류의 가슴속에 영원히 지워지지 않을 애절한 노스탤지어로 남아 있습니다.</w:t>
       </w:r>
     </w:p>
     <w:p>
       <w:pPr>
-        <w:spacing w:line="312" w:lineRule="auto" w:after="120"/>
+        <w:spacing w:line="324" w:lineRule="auto" w:before="200" w:after="80"/>
       </w:pPr>
+      <w:r>
+        <w:rPr w:rFonts="맑은 고딕">
+          <w:rFonts w:ascii="맑은 고딕" w:hAnsi="맑은 고딕" w:eastAsia="맑은 고딕"/>
+          <w:b/>
+          <w:color w:val="1E3A8A"/>
+          <w:sz w:val="24"/>
+        </w:rPr>
+        <w:t>1. 음반 데이터</w:t>
+      </w:r>
+    </w:p>
+    <w:p>
+      <w:pPr>
+        <w:spacing w:line="324" w:lineRule="auto" w:after="80"/>
+      </w:pPr>
+      <w:r>
+        <w:rPr w:rFonts="맑은 고딕">
+          <w:rFonts w:ascii="맑은 고딕" w:hAnsi="맑은 고딕" w:eastAsia="맑은 고딕"/>
+          <w:b w:val="0"/>
+          <w:color w:val="6B7280"/>
+          <w:sz w:val="21"/>
+        </w:rPr>
+        <w:t xml:space="preserve">· </w:t>
+      </w:r>
+      <w:r>
+        <w:rPr w:rFonts="맑은 고딕">
+          <w:rFonts w:ascii="맑은 고딕" w:hAnsi="맑은 고딕" w:eastAsia="맑은 고딕"/>
+          <w:b/>
+          <w:color w:val="1F2937"/>
+          <w:sz w:val="21"/>
+        </w:rPr>
+        <w:t xml:space="preserve">앨범명: </w:t>
+      </w:r>
       <w:r>
         <w:rPr w:rFonts="맑은 고딕">
           <w:rFonts w:ascii="맑은 고딕" w:hAnsi="맑은 고딕" w:eastAsia="맑은 고딕"/>
           <w:b w:val="0"/>
           <w:sz w:val="21"/>
         </w:rPr>
-        <w:t>존 레논이 담당한 수록곡들은 지극히 서정적이고 멜로디컬하며, 서른 후반의 그가 느낀 삶의 철학과 가정이 주는 행복에 초점을 맞추고 있습니다. 1950년대 로큰롤에 대한 향수를 현대적인 팝 사운드로 재해석한 대히트곡 '(Just Like) Starting Over'를 시작으로, 세상의 모든 여성과 아내 요코에게 바치는 가장 아름다운 헌사 'Woman', 대중의 시선에서 벗어나 자아를 찾았던 은퇴 기간의 심정을 유연한 리듬으로 풀어낸 'Watching the Wheels', 그리고 아들 션을 향한 숭고한 부성애가 배어있는 'Beautiful Boy (Darling Boy)' 등 수록곡 하나하나가 그의 깊은 진심을 대변합니다.</w:t>
+        <w:t>Double Fantasy</w:t>
       </w:r>
     </w:p>
     <w:p>
       <w:pPr>
-        <w:spacing w:line="312" w:lineRule="auto" w:after="120"/>
+        <w:spacing w:line="324" w:lineRule="auto" w:after="80"/>
       </w:pPr>
+      <w:r>
+        <w:rPr w:rFonts="맑은 고딕">
+          <w:rFonts w:ascii="맑은 고딕" w:hAnsi="맑은 고딕" w:eastAsia="맑은 고딕"/>
+          <w:b w:val="0"/>
+          <w:color w:val="6B7280"/>
+          <w:sz w:val="21"/>
+        </w:rPr>
+        <w:t xml:space="preserve">· </w:t>
+      </w:r>
+      <w:r>
+        <w:rPr w:rFonts="맑은 고딕">
+          <w:rFonts w:ascii="맑은 고딕" w:hAnsi="맑은 고딕" w:eastAsia="맑은 고딕"/>
+          <w:b/>
+          <w:color w:val="1F2937"/>
+          <w:sz w:val="21"/>
+        </w:rPr>
+        <w:t xml:space="preserve">아티스트: </w:t>
+      </w:r>
       <w:r>
         <w:rPr w:rFonts="맑은 고딕">
           <w:rFonts w:ascii="맑은 고딕" w:hAnsi="맑은 고딕" w:eastAsia="맑은 고딕"/>
           <w:b w:val="0"/>
           <w:sz w:val="21"/>
         </w:rPr>
-        <w:t>음악적으로는 프로듀서 잭 더글라스(Jack Douglas)와의 협업을 통해 1980년대 초반 특유의 세련되고 정교한 스튜디오 사운드를 구현했습니다. 존 레논의 따뜻하고 솔직한 팝/록 넘버들과 오코 요코의 파격적이고 시대를 앞서간 뉴웨이브 및 아방가르드 트랙들이 교차하며 독특한 대조와 조화를 이룹니다. 존 레논의 보컬은 과거의 격정적인 샤우팅 대신 미성과 따뜻한 호소력을 자랑하며, 완벽하게 정제된 백킹 밴드의 연주는 곡의 서정성을 극대화합니다.</w:t>
+        <w:t>John Lennon &amp; Yoko Ono (존 레논 &amp; 오노 요코)</w:t>
       </w:r>
     </w:p>
     <w:p>
       <w:pPr>
-        <w:spacing w:line="312" w:lineRule="auto" w:after="120"/>
+        <w:spacing w:line="324" w:lineRule="auto" w:after="80"/>
       </w:pPr>
+      <w:r>
+        <w:rPr w:rFonts="맑은 고딕">
+          <w:rFonts w:ascii="맑은 고딕" w:hAnsi="맑은 고딕" w:eastAsia="맑은 고딕"/>
+          <w:b w:val="0"/>
+          <w:color w:val="6B7280"/>
+          <w:sz w:val="21"/>
+        </w:rPr>
+        <w:t xml:space="preserve">· </w:t>
+      </w:r>
+      <w:r>
+        <w:rPr w:rFonts="맑은 고딕">
+          <w:rFonts w:ascii="맑은 고딕" w:hAnsi="맑은 고딕" w:eastAsia="맑은 고딕"/>
+          <w:b/>
+          <w:color w:val="1F2937"/>
+          <w:sz w:val="21"/>
+        </w:rPr>
+        <w:t xml:space="preserve">발매 정보: </w:t>
+      </w:r>
       <w:r>
         <w:rPr w:rFonts="맑은 고딕">
           <w:rFonts w:ascii="맑은 고딕" w:hAnsi="맑은 고딕" w:eastAsia="맑은 고딕"/>
           <w:b w:val="0"/>
           <w:sz w:val="21"/>
         </w:rPr>
-        <w:t>앨범 발매 불과 수 주 뒤에 일어난 존 레논의 비극적인 서거는 이 음반에 깊은 애도와 유작으로서의 묵직한 역사적 가치를 더하게 하였습니다. 본 음반은 1981년 제24회 그래미 어워드에서 최고 영예인 '올해의 앨범상(Album of the Year)'을 수상하며 작품성을 공인받았습니다. 비틀즈 시절의 거친 천재성을 넘어, 삶을 진심으로 사랑하게 된 한 인간의 따뜻한 온기가 담긴 이 LP는 아날로그 특유의 풍부한 질감으로 감상할 때 그 진정성과 깊은 울림이 비로소 완성되는 유일무이한 유산입니다.</w:t>
+        <w:t>1980년 11월 17일 게펜 레코드(Geffen Records)를 통해 발매되었습니다. 늦둥이 아들 숀의 양육을 위해 음악계를 떠나 전업주부로 살아가던 존 레논이 버뮤다 여행 중 음악적 영감을 회복하며 아내 오노 요코와 함께 동등한 예술적 동반자로서 완성해 낸 역사적인 컴백 앨범입니다.</w:t>
+      </w:r>
+    </w:p>
+    <w:p>
+      <w:pPr>
+        <w:spacing w:line="324" w:lineRule="auto" w:after="80"/>
+      </w:pPr>
+      <w:r>
+        <w:rPr w:rFonts="맑은 고딕">
+          <w:rFonts w:ascii="맑은 고딕" w:hAnsi="맑은 고딕" w:eastAsia="맑은 고딕"/>
+          <w:b w:val="0"/>
+          <w:color w:val="6B7280"/>
+          <w:sz w:val="21"/>
+        </w:rPr>
+        <w:t xml:space="preserve">· </w:t>
+      </w:r>
+      <w:r>
+        <w:rPr w:rFonts="맑은 고딕">
+          <w:rFonts w:ascii="맑은 고딕" w:hAnsi="맑은 고딕" w:eastAsia="맑은 고딕"/>
+          <w:b/>
+          <w:color w:val="1F2937"/>
+          <w:sz w:val="21"/>
+        </w:rPr>
+        <w:t xml:space="preserve">LP 인기도(판매량): </w:t>
+      </w:r>
+      <w:r>
+        <w:rPr w:rFonts="맑은 고딕">
+          <w:rFonts w:ascii="맑은 고딕" w:hAnsi="맑은 고딕" w:eastAsia="맑은 고딕"/>
+          <w:b w:val="0"/>
+          <w:sz w:val="21"/>
+        </w:rPr>
+        <w:t>발매 초기에는 잔잔한 반응을 보였으나 레논의 비극적 피살 이후 전 세계적인 추모 열기 속에서 미국 빌보드 200 차트 8주 연속 1위, 영국 UK 앨범 차트 1위를 기록했습니다. 미국 내에서만 300만 장 이상의 판매고(트리플 플래티넘)를 올렸으며, 전 세계 수많은 턴테이블을 눈물로 적신 80년대 초반 최고의 베스트셀러 LP입니다.</w:t>
+      </w:r>
+    </w:p>
+    <w:p>
+      <w:pPr>
+        <w:spacing w:line="324" w:lineRule="auto" w:after="80"/>
+      </w:pPr>
+      <w:r>
+        <w:rPr w:rFonts="맑은 고딕">
+          <w:rFonts w:ascii="맑은 고딕" w:hAnsi="맑은 고딕" w:eastAsia="맑은 고딕"/>
+          <w:b w:val="0"/>
+          <w:color w:val="6B7280"/>
+          <w:sz w:val="21"/>
+        </w:rPr>
+        <w:t xml:space="preserve">· </w:t>
+      </w:r>
+      <w:r>
+        <w:rPr w:rFonts="맑은 고딕">
+          <w:rFonts w:ascii="맑은 고딕" w:hAnsi="맑은 고딕" w:eastAsia="맑은 고딕"/>
+          <w:b/>
+          <w:color w:val="1F2937"/>
+          <w:sz w:val="21"/>
+        </w:rPr>
+        <w:t xml:space="preserve">각종 수상경력: </w:t>
+      </w:r>
+      <w:r>
+        <w:rPr w:rFonts="맑은 고딕">
+          <w:rFonts w:ascii="맑은 고딕" w:hAnsi="맑은 고딕" w:eastAsia="맑은 고딕"/>
+          <w:b w:val="0"/>
+          <w:sz w:val="21"/>
+        </w:rPr>
+        <w:t>1982년 제24회 그래미 어워드(Grammy Awards)에서 최고 영예인 '올해의 앨범(Album of the Year)'을 수상하였으며, 롤링 스톤 선정 '역대 가장 위대한 명반 500선'에 등재되어 상업적 성공과 더불어 비평적 정점을 동시에 인정받았습니다.</w:t>
+      </w:r>
+    </w:p>
+    <w:p>
+      <w:pPr>
+        <w:spacing w:line="324" w:lineRule="auto" w:before="200" w:after="80"/>
+      </w:pPr>
+      <w:r>
+        <w:rPr w:rFonts="맑은 고딕">
+          <w:rFonts w:ascii="맑은 고딕" w:hAnsi="맑은 고딕" w:eastAsia="맑은 고딕"/>
+          <w:b/>
+          <w:color w:val="1E3A8A"/>
+          <w:sz w:val="24"/>
+        </w:rPr>
+        <w:t>2. 아티스트 정보</w:t>
+      </w:r>
+    </w:p>
+    <w:p>
+      <w:pPr>
+        <w:spacing w:line="324" w:lineRule="auto" w:after="80"/>
+      </w:pPr>
+      <w:r>
+        <w:rPr w:rFonts="맑은 고딕">
+          <w:rFonts w:ascii="맑은 고딕" w:hAnsi="맑은 고딕" w:eastAsia="맑은 고딕"/>
+          <w:b w:val="0"/>
+          <w:color w:val="6B7280"/>
+          <w:sz w:val="21"/>
+        </w:rPr>
+        <w:t xml:space="preserve">· </w:t>
+      </w:r>
+      <w:r>
+        <w:rPr w:rFonts="맑은 고딕">
+          <w:rFonts w:ascii="맑은 고딕" w:hAnsi="맑은 고딕" w:eastAsia="맑은 고딕"/>
+          <w:b/>
+          <w:color w:val="1F2937"/>
+          <w:sz w:val="21"/>
+        </w:rPr>
+        <w:t xml:space="preserve">국적: </w:t>
+      </w:r>
+      <w:r>
+        <w:rPr w:rFonts="맑은 고딕">
+          <w:rFonts w:ascii="맑은 고딕" w:hAnsi="맑은 고딕" w:eastAsia="맑은 고딕"/>
+          <w:b w:val="0"/>
+          <w:sz w:val="21"/>
+        </w:rPr>
+        <w:t>존 레논: 영국 (United Kingdom) / 오노 요코: 미국 및 일본 (United States / Japan)</w:t>
+      </w:r>
+    </w:p>
+    <w:p>
+      <w:pPr>
+        <w:spacing w:line="324" w:lineRule="auto" w:after="80"/>
+      </w:pPr>
+      <w:r>
+        <w:rPr w:rFonts="맑은 고딕">
+          <w:rFonts w:ascii="맑은 고딕" w:hAnsi="맑은 고딕" w:eastAsia="맑은 고딕"/>
+          <w:b w:val="0"/>
+          <w:color w:val="6B7280"/>
+          <w:sz w:val="21"/>
+        </w:rPr>
+        <w:t xml:space="preserve">· </w:t>
+      </w:r>
+      <w:r>
+        <w:rPr w:rFonts="맑은 고딕">
+          <w:rFonts w:ascii="맑은 고딕" w:hAnsi="맑은 고딕" w:eastAsia="맑은 고딕"/>
+          <w:b/>
+          <w:color w:val="1F2937"/>
+          <w:sz w:val="21"/>
+        </w:rPr>
+        <w:t xml:space="preserve">생몰년도: </w:t>
+      </w:r>
+      <w:r>
+        <w:rPr w:rFonts="맑은 고딕">
+          <w:rFonts w:ascii="맑은 고딕" w:hAnsi="맑은 고딕" w:eastAsia="맑은 고딕"/>
+          <w:b w:val="0"/>
+          <w:sz w:val="21"/>
+        </w:rPr>
+        <w:t>존 레논: 1940년 10월 9일 ~ 1980년 12월 8일 / 오노 요코: 1933년 2월 18일 ~ 현재</w:t>
+      </w:r>
+    </w:p>
+    <w:p>
+      <w:pPr>
+        <w:spacing w:line="324" w:lineRule="auto" w:after="80"/>
+      </w:pPr>
+      <w:r>
+        <w:rPr w:rFonts="맑은 고딕">
+          <w:rFonts w:ascii="맑은 고딕" w:hAnsi="맑은 고딕" w:eastAsia="맑은 고딕"/>
+          <w:b w:val="0"/>
+          <w:color w:val="6B7280"/>
+          <w:sz w:val="21"/>
+        </w:rPr>
+        <w:t xml:space="preserve">· </w:t>
+      </w:r>
+      <w:r>
+        <w:rPr w:rFonts="맑은 고딕">
+          <w:rFonts w:ascii="맑은 고딕" w:hAnsi="맑은 고딕" w:eastAsia="맑은 고딕"/>
+          <w:b/>
+          <w:color w:val="1F2937"/>
+          <w:sz w:val="21"/>
+        </w:rPr>
+        <w:t xml:space="preserve">그룹 소속: </w:t>
+      </w:r>
+      <w:r>
+        <w:rPr w:rFonts="맑은 고딕">
+          <w:rFonts w:ascii="맑은 고딕" w:hAnsi="맑은 고딕" w:eastAsia="맑은 고딕"/>
+          <w:b w:val="0"/>
+          <w:sz w:val="21"/>
+        </w:rPr>
+        <w:t>듀오 (John Lennon &amp; Yoko Ono)</w:t>
+      </w:r>
+    </w:p>
+    <w:p>
+      <w:pPr>
+        <w:spacing w:line="324" w:lineRule="auto" w:after="80"/>
+      </w:pPr>
+      <w:r>
+        <w:rPr w:rFonts="맑은 고딕">
+          <w:rFonts w:ascii="맑은 고딕" w:hAnsi="맑은 고딕" w:eastAsia="맑은 고딕"/>
+          <w:b w:val="0"/>
+          <w:color w:val="6B7280"/>
+          <w:sz w:val="21"/>
+        </w:rPr>
+        <w:t xml:space="preserve">· </w:t>
+      </w:r>
+      <w:r>
+        <w:rPr w:rFonts="맑은 고딕">
+          <w:rFonts w:ascii="맑은 고딕" w:hAnsi="맑은 고딕" w:eastAsia="맑은 고딕"/>
+          <w:b/>
+          <w:color w:val="1F2937"/>
+          <w:sz w:val="21"/>
+        </w:rPr>
+        <w:t xml:space="preserve">아티스트 소개: </w:t>
+      </w:r>
+      <w:r>
+        <w:rPr w:rFonts="맑은 고딕">
+          <w:rFonts w:ascii="맑은 고딕" w:hAnsi="맑은 고딕" w:eastAsia="맑은 고딕"/>
+          <w:b w:val="0"/>
+          <w:sz w:val="21"/>
+        </w:rPr>
+        <w:t>20세기 대중문화의 흐름을 바꾼 비틀즈의 영혼 존 레논과 플럭서스 운동의 중심에 섰던 전위예술가 오노 요코의 결합은 예술과 삶의 경계를 허문 혁신 그 자체였습니다. 두 사람은 서로의 영혼을 비추는 거울이 되어 음악을 통해 반전 평화 운동을 이끌었으며, 인간 본연의 사랑과 자유를 가장 진솔한 목소리로 증언한 위대한 예술가 부부입니다.</w:t>
+      </w:r>
+    </w:p>
+    <w:p>
+      <w:pPr>
+        <w:spacing w:line="324" w:lineRule="auto" w:before="200" w:after="80"/>
+      </w:pPr>
+      <w:r>
+        <w:rPr w:rFonts="맑은 고딕">
+          <w:rFonts w:ascii="맑은 고딕" w:hAnsi="맑은 고딕" w:eastAsia="맑은 고딕"/>
+          <w:b/>
+          <w:color w:val="1E3A8A"/>
+          <w:sz w:val="24"/>
+        </w:rPr>
+        <w:t>3. 음반 상세 분석</w:t>
+      </w:r>
+    </w:p>
+    <w:p>
+      <w:pPr>
+        <w:spacing w:line="324" w:lineRule="auto" w:after="80"/>
+      </w:pPr>
+      <w:r>
+        <w:rPr w:rFonts="맑은 고딕">
+          <w:rFonts w:ascii="맑은 고딕" w:hAnsi="맑은 고딕" w:eastAsia="맑은 고딕"/>
+          <w:b w:val="0"/>
+          <w:color w:val="6B7280"/>
+          <w:sz w:val="21"/>
+        </w:rPr>
+        <w:t xml:space="preserve">· </w:t>
+      </w:r>
+      <w:r>
+        <w:rPr w:rFonts="맑은 고딕">
+          <w:rFonts w:ascii="맑은 고딕" w:hAnsi="맑은 고딕" w:eastAsia="맑은 고딕"/>
+          <w:b/>
+          <w:color w:val="1F2937"/>
+          <w:sz w:val="21"/>
+        </w:rPr>
+        <w:t xml:space="preserve">역사적 위치: </w:t>
+      </w:r>
+      <w:r>
+        <w:rPr w:rFonts="맑은 고딕">
+          <w:rFonts w:ascii="맑은 고딕" w:hAnsi="맑은 고딕" w:eastAsia="맑은 고딕"/>
+          <w:b w:val="0"/>
+          <w:sz w:val="21"/>
+        </w:rPr>
+        <w:t>거친 록 스타의 자의식을 내려놓고 중년의 나이에 이르러 비로소 마주한 가정의 평화와 성숙한 사랑을 찬미한 앨범으로, 팝 음악사에서 가장 가슴 저미는 ‘백조의 노래(Swan Song)’로 평가받습니다. 청년기의 저항과 분노를 지나 인간과 생명에 대한 긍정으로 회귀한 존 레논의 음악 여정이 완벽한 정신적 구원을 얻었음을 증명하는 걸작입니다.</w:t>
+      </w:r>
+    </w:p>
+    <w:p>
+      <w:pPr>
+        <w:spacing w:line="324" w:lineRule="auto" w:after="80"/>
+      </w:pPr>
+      <w:r>
+        <w:rPr w:rFonts="맑은 고딕">
+          <w:rFonts w:ascii="맑은 고딕" w:hAnsi="맑은 고딕" w:eastAsia="맑은 고딕"/>
+          <w:b w:val="0"/>
+          <w:color w:val="6B7280"/>
+          <w:sz w:val="21"/>
+        </w:rPr>
+        <w:t xml:space="preserve">· </w:t>
+      </w:r>
+      <w:r>
+        <w:rPr w:rFonts="맑은 고딕">
+          <w:rFonts w:ascii="맑은 고딕" w:hAnsi="맑은 고딕" w:eastAsia="맑은 고딕"/>
+          <w:b/>
+          <w:color w:val="1F2937"/>
+          <w:sz w:val="21"/>
+        </w:rPr>
+        <w:t xml:space="preserve">시대의 흔적(스토리텔링): </w:t>
+      </w:r>
+      <w:r>
+        <w:rPr w:rFonts="맑은 고딕">
+          <w:rFonts w:ascii="맑은 고딕" w:hAnsi="맑은 고딕" w:eastAsia="맑은 고딕"/>
+          <w:b w:val="0"/>
+          <w:sz w:val="21"/>
+        </w:rPr>
+        <w:t>1980년 늦가을, 펑크와 디스코의 소용돌이 속에서 길을 잃어가던 청춘들에게 레논의 컴백은 오랜 벗이 전해온 따뜻한 안부 편지와도 같았습니다. 그러나 앨범 발표 불과 3주 만에 뉴욕 다코타 아파트 앞에서 울려 퍼진 네 발의 총성은 시대를 눈물짓게 했고, 팬들이 차가운 바람을 맞으며 턴테이블에 얹어 돌리던 이 바이닐은 전설을 배웅하는 거대한 추모의 제단이 되었습니다.</w:t>
+      </w:r>
+    </w:p>
+    <w:p>
+      <w:pPr>
+        <w:spacing w:line="324" w:lineRule="auto" w:before="200" w:after="80"/>
+      </w:pPr>
+      <w:r>
+        <w:rPr w:rFonts="맑은 고딕">
+          <w:rFonts w:ascii="맑은 고딕" w:hAnsi="맑은 고딕" w:eastAsia="맑은 고딕"/>
+          <w:b/>
+          <w:color w:val="1E3A8A"/>
+          <w:sz w:val="24"/>
+        </w:rPr>
+        <w:t>4. 주요 수록곡 및 감상 제언</w:t>
+      </w:r>
+    </w:p>
+    <w:p>
+      <w:pPr>
+        <w:spacing w:line="324" w:lineRule="auto" w:after="80"/>
+      </w:pPr>
+      <w:r>
+        <w:rPr w:rFonts="맑은 고딕">
+          <w:rFonts w:ascii="맑은 고딕" w:hAnsi="맑은 고딕" w:eastAsia="맑은 고딕"/>
+          <w:b w:val="0"/>
+          <w:color w:val="6B7280"/>
+          <w:sz w:val="21"/>
+        </w:rPr>
+        <w:t xml:space="preserve">· </w:t>
+      </w:r>
+      <w:r>
+        <w:rPr w:rFonts="맑은 고딕">
+          <w:rFonts w:ascii="맑은 고딕" w:hAnsi="맑은 고딕" w:eastAsia="맑은 고딕"/>
+          <w:b/>
+          <w:color w:val="1F2937"/>
+          <w:sz w:val="21"/>
+        </w:rPr>
+        <w:t xml:space="preserve">주요 수록곡 특징: </w:t>
+      </w:r>
+      <w:r>
+        <w:rPr w:rFonts="맑은 고딕">
+          <w:rFonts w:ascii="맑은 고딕" w:hAnsi="맑은 고딕" w:eastAsia="맑은 고딕"/>
+          <w:b w:val="0"/>
+          <w:sz w:val="21"/>
+        </w:rPr>
+        <w:t>맑은 종소리와 함께 인생의 새로운 출발을 알리는 경쾌한 레트로 록앤롤 "(Just Like) Starting Over", 아들을 향한 지극한 사랑과 "인생이란 다른 계획을 세우느라 바쁠 때 일어나는 일"이라는 통찰이 담긴 "Beautiful Boy (Darling Boy)", 여성과 아내를 향한 숭고한 헌사이자 궁극의 서정성을 담은 "Woman", 그리고 시대를 앞서간 오노 요코의 감각적인 뉴웨이브 넘버 "Kiss Kiss Kiss" 등이 완벽한 호흡으로 배치되어 있습니다.</w:t>
+      </w:r>
+    </w:p>
+    <w:p>
+      <w:pPr>
+        <w:spacing w:line="324" w:lineRule="auto" w:after="80"/>
+      </w:pPr>
+      <w:r>
+        <w:rPr w:rFonts="맑은 고딕">
+          <w:rFonts w:ascii="맑은 고딕" w:hAnsi="맑은 고딕" w:eastAsia="맑은 고딕"/>
+          <w:b w:val="0"/>
+          <w:color w:val="6B7280"/>
+          <w:sz w:val="21"/>
+        </w:rPr>
+        <w:t xml:space="preserve">· </w:t>
+      </w:r>
+      <w:r>
+        <w:rPr w:rFonts="맑은 고딕">
+          <w:rFonts w:ascii="맑은 고딕" w:hAnsi="맑은 고딕" w:eastAsia="맑은 고딕"/>
+          <w:b/>
+          <w:color w:val="1F2937"/>
+          <w:sz w:val="21"/>
+        </w:rPr>
+        <w:t xml:space="preserve">빈티지 감상 제언: </w:t>
+      </w:r>
+      <w:r>
+        <w:rPr w:rFonts="맑은 고딕">
+          <w:rFonts w:ascii="맑은 고딕" w:hAnsi="맑은 고딕" w:eastAsia="맑은 고딕"/>
+          <w:b w:val="0"/>
+          <w:sz w:val="21"/>
+        </w:rPr>
+        <w:t>LP의 소리골을 타고 흐르는 레논의 목소리는 디지털 마스터링 음원에서는 결코 느낄 수 없는 숨결의 미세한 떨림과 온기를 고스란히 전해줍니다. 진공관 앰프의 온화한 배음과 턴테이블의 아날로그 질감이 맞물릴 때, 따스한 어쿠스틱 기타와 베이스 라인은 리스닝 룸을 단숨에 1980년 뉴욕 히트 팩토리 스튜디오의 밀도 높은 공기로 물들일 것입니다.</w:t>
+      </w:r>
+    </w:p>
+    <w:p>
+      <w:pPr>
+        <w:spacing w:line="324" w:lineRule="auto" w:after="80"/>
+      </w:pPr>
+      <w:r>
+        <w:rPr w:rFonts="맑은 고딕">
+          <w:rFonts w:ascii="맑은 고딕" w:hAnsi="맑은 고딕" w:eastAsia="맑은 고딕"/>
+          <w:b w:val="0"/>
+          <w:color w:val="6B7280"/>
+          <w:sz w:val="21"/>
+        </w:rPr>
+        <w:t xml:space="preserve">· </w:t>
+      </w:r>
+      <w:r>
+        <w:rPr w:rFonts="맑은 고딕">
+          <w:rFonts w:ascii="맑은 고딕" w:hAnsi="맑은 고딕" w:eastAsia="맑은 고딕"/>
+          <w:b/>
+          <w:color w:val="1F2937"/>
+          <w:sz w:val="21"/>
+        </w:rPr>
+        <w:t xml:space="preserve">소장 가치: </w:t>
+      </w:r>
+      <w:r>
+        <w:rPr w:rFonts="맑은 고딕">
+          <w:rFonts w:ascii="맑은 고딕" w:hAnsi="맑은 고딕" w:eastAsia="맑은 고딕"/>
+          <w:b w:val="0"/>
+          <w:sz w:val="21"/>
+        </w:rPr>
+        <w:t>20세기 가장 위대한 음악적 아이콘의 육필 유언장과도 같은 앨범으로, 흑백의 고요 속에 입을 맞추고 있는 존과 요코의 재킷 사진만으로도 값을 매길 수 없는 예술적 가치를 지닙니다. 아날로그 바이닐만이 품을 수 있는 시대의 체온과 비극적인 아름다움을 간직하고 있기에 모든 LP 컬렉터의 서가에서 가장 경건하게 빛나야 할 필청반입니다.</w:t>
+      </w:r>
+    </w:p>
+    <w:p>
+      <w:pPr>
+        <w:spacing w:line="324" w:lineRule="auto" w:after="120" w:before="160"/>
+      </w:pPr>
+      <w:r>
+        <w:rPr w:rFonts="맑은 고딕">
+          <w:rFonts w:ascii="맑은 고딕" w:hAnsi="맑은 고딕" w:eastAsia="맑은 고딕"/>
+          <w:b/>
+          <w:color w:val="4338CA"/>
+          <w:sz w:val="21"/>
+        </w:rPr>
+        <w:t>이 음반을 통해 삶의 가장 눈부신 순간에 멈춰 서서 영원한 사랑과 평온을 노래했던 존 레논이 전해주는 감동을 다시 한번 경험해 보시는 것은 어떨까요?</w:t>
       </w:r>
     </w:p>
     <w:sectPr>
       <w:pgSz w:w="12240" w:h="15840"/>
-      <w:pgMar w:top="1440" w:right="1440" w:bottom="1440" w:left="1440" w:header="720" w:footer="720" w:gutter="0"/>
+      <w:pgMar w:top="1152" w:right="1296" w:bottom="1152" w:left="1296" w:header="720" w:footer="720" w:gutter="0"/>
       <w:cols w:space="720"/>
       <w:docGrid w:linePitch="360"/>
     </w:sectPr>

--- a/word_reports/LP_0190_위치_270_John Lennon & Yoko Ono_Do.docx
+++ b/word_reports/LP_0190_위치_270_John Lennon & Yoko Ono_Do.docx
@@ -32,7 +32,7 @@
     </w:p>
     <w:p>
       <w:pPr>
-        <w:spacing w:line="324" w:lineRule="auto" w:before="80" w:after="160"/>
+        <w:spacing w:line="324" w:lineRule="auto" w:before="80" w:after="120"/>
       </w:pPr>
       <w:r>
         <w:rPr w:rFonts="맑은 고딕">
@@ -42,13 +42,6 @@
           <w:sz w:val="22"/>
         </w:rPr>
         <w:t xml:space="preserve">[음반 소개] </w:t>
-      </w:r>
-      <w:r>
-        <w:rPr w:rFonts="맑은 고딕">
-          <w:rFonts w:ascii="맑은 고딕" w:hAnsi="맑은 고딕" w:eastAsia="맑은 고딕"/>
-          <w:b w:val="0"/>
-          <w:sz w:val="21"/>
-        </w:rPr>
       </w:r>
     </w:p>
     <w:p>
@@ -61,7 +54,33 @@
           <w:b w:val="0"/>
           <w:sz w:val="21"/>
         </w:rPr>
-        <w:t>5년이라는 긴 은둔의 침묵을 깨고 한 가정의 남편이자 아버지로서 삶의 온기를 노래한 존 레논과 오노 요코의 찬란한 음악적 대화록입니다. 부부간의 내밀한 사랑과 일상의 평온을 남녀의 시선에서 주고받는 대화 형식의 구성은 대중음악사에서 유례없는 따스한 휴머니즘을 선사합니다. 그러나 안타깝게도 이 눈부신 부활의 서막은 발매 직후 닥쳐온 비극적인 서거로 인해 레논의 마지막 유작이 되어, 인류의 가슴속에 영원히 지워지지 않을 애절한 노스탤지어로 남아 있습니다.</w:t>
+        <w:t>1980년 늦가을, 차가운 바람을 타고 대중음악사에 가장 찬란하면서도 비극적인 걸작 하나가 세상에 도착했습니다. 존 레논과 오노 요코가 빚어낸 《Double Fantasy》는 단순한 신작 발표 이상의 심원한 울림을 지닌 작품이었습니다. 1975년 아들 션의 탄생 이후 음악계를 떠나 뉴욕 다코타 아파트에서 ‘가정부(Househusband)’로서의 삶에 전념하던 존 레논이 무려 5년간의 침묵을 깨고 돌아온 귀환의 기록이었기 때문입니다. 버뮤다 항해 중 마주한 거친 폭풍우 속에서 생의 활력을 되찾은 존 레논은 그의 평생의 뮤즈이자 예술적 동반자인 오노 요코와 손을 맞잡고, 성숙한 사랑과 삶에 대한 관조를 담은 음악적 대화를 시작했습니다.</w:t>
+      </w:r>
+    </w:p>
+    <w:p>
+      <w:pPr>
+        <w:spacing w:line="324" w:lineRule="auto" w:after="120"/>
+      </w:pPr>
+      <w:r>
+        <w:rPr w:rFonts="맑은 고딕">
+          <w:rFonts w:ascii="맑은 고딕" w:hAnsi="맑은 고딕" w:eastAsia="맑은 고딕"/>
+          <w:b w:val="0"/>
+          <w:sz w:val="21"/>
+        </w:rPr>
+        <w:t>이 음반은 ‘두 사람의 환상’이라는 제목처럼 존과 요코가 번갈아 가며 곡을 주고받는 독창적인 대화형(Heart Play) 구성을 취하고 있습니다. 광기와 혼돈으로 점철되었던 1960~70년대의 혁명적 청년 문화를 온몸으로 통과해 40대의 문턱에 들어선 두 예술가는, 이제 거대 담론이나 격렬한 정치적 구호 대신 가정의 평화, 배우자에 대한 헌신, 그리고 자녀를 향한 따뜻한 시선을 노래합니다. 존 레논의 원숙하고 따스한 팝 멜로디와 오노 요코의 진보적이면서도 감각적인 뉴웨이브 사운드는 기묘하면서도 완벽한 조화를 이루며, 한 쌍의 부부가 인생의 정점에서 나눌 수 있는 가장 솔직하고 아름다운 고백록을 완성해 냈습니다.</w:t>
+      </w:r>
+    </w:p>
+    <w:p>
+      <w:pPr>
+        <w:spacing w:line="324" w:lineRule="auto" w:after="120"/>
+      </w:pPr>
+      <w:r>
+        <w:rPr w:rFonts="맑은 고딕">
+          <w:rFonts w:ascii="맑은 고딕" w:hAnsi="맑은 고딕" w:eastAsia="맑은 고딕"/>
+          <w:b w:val="0"/>
+          <w:sz w:val="21"/>
+        </w:rPr>
+        <w:t>그러나 이 앨범이 지닌 불멸의 서정성은 발매된 지 불과 삼 주 만에 일어난 비극으로 인해 영원히 마르지 않는 눈물로 봉인되었습니다. 1980년 12월 8일, 존 레논이 광기 어린 팬의 총격으로 세상을 떠나면서 《Double Fantasy》는 새로운 시작을 알리는 찬가에서 그가 인류에게 남긴 마지막 유언장이자 영원한 레퀴엠이 되고 말았습니다. 세월이 흘러도 바래지 않는 턴테이블 위의 선율 속에서, 우리는 생의 가장 평온했던 순간에 멈추어 선 한 거장의 온기와 마주하게 됩니다. 이 음반은 사랑의 숭고함과 일상의 소중함을 일깨우며 대중음악이 도달할 수 있는 가장 깊고 맑은 서정의 극치를 보여주는 불멸의 기념비입니다.</w:t>
       </w:r>
     </w:p>
     <w:p>
@@ -168,7 +187,7 @@
           <w:b w:val="0"/>
           <w:sz w:val="21"/>
         </w:rPr>
-        <w:t>1980년 11월 17일 게펜 레코드(Geffen Records)를 통해 발매되었습니다. 늦둥이 아들 숀의 양육을 위해 음악계를 떠나 전업주부로 살아가던 존 레논이 버뮤다 여행 중 음악적 영감을 회복하며 아내 오노 요코와 함께 동등한 예술적 동반자로서 완성해 낸 역사적인 컴백 앨범입니다.</w:t>
+        <w:t>1980년 11월 17일, 게펜 레코드(Geffen Records)를 통해 발매된 존 레논의 생전 마지막 정규 스튜디오 앨범이자 오노 요코와의 공식 합작 음반</w:t>
       </w:r>
     </w:p>
     <w:p>
@@ -199,7 +218,7 @@
           <w:b w:val="0"/>
           <w:sz w:val="21"/>
         </w:rPr>
-        <w:t>발매 초기에는 잔잔한 반응을 보였으나 레논의 비극적 피살 이후 전 세계적인 추모 열기 속에서 미국 빌보드 200 차트 8주 연속 1위, 영국 UK 앨범 차트 1위를 기록했습니다. 미국 내에서만 300만 장 이상의 판매고(트리플 플래티넘)를 올렸으며, 전 세계 수많은 턴테이블을 눈물로 적신 80년대 초반 최고의 베스트셀러 LP입니다.</w:t>
+        <w:t>발매 직후 미국 빌보드 200 차트와 영국 오피셜 앨범 차트 정상을 석권하였으며, 전 세계적으로 800만 장 이상의 경이적인 판매고를 기록하며 상업적으로도 찬란한 정점을 기록함</w:t>
       </w:r>
     </w:p>
     <w:p>
@@ -230,7 +249,7 @@
           <w:b w:val="0"/>
           <w:sz w:val="21"/>
         </w:rPr>
-        <w:t>1982년 제24회 그래미 어워드(Grammy Awards)에서 최고 영예인 '올해의 앨범(Album of the Year)'을 수상하였으며, 롤링 스톤 선정 '역대 가장 위대한 명반 500선'에 등재되어 상업적 성공과 더불어 비평적 정점을 동시에 인정받았습니다.</w:t>
+        <w:t>1982년 제24회 그래미 어워드 최고 영예인 '올해의 앨범상(Album of the Year)' 수상</w:t>
       </w:r>
     </w:p>
     <w:p>
@@ -275,7 +294,7 @@
           <w:b w:val="0"/>
           <w:sz w:val="21"/>
         </w:rPr>
-        <w:t>존 레논: 영국 (United Kingdom) / 오노 요코: 미국 및 일본 (United States / Japan)</w:t>
+        <w:t>영국 (존 레논) / 일본·미국 (오노 요코)</w:t>
       </w:r>
     </w:p>
     <w:p>
@@ -306,7 +325,7 @@
           <w:b w:val="0"/>
           <w:sz w:val="21"/>
         </w:rPr>
-        <w:t>존 레논: 1940년 10월 9일 ~ 1980년 12월 8일 / 오노 요코: 1933년 2월 18일 ~ 현재</w:t>
+        <w:t>존 레논(1940년 10월 9일 ~ 1980년 12월 8일) / 오노 요코(1933년 2월 18일 ~ 현재)</w:t>
       </w:r>
     </w:p>
     <w:p>
@@ -337,7 +356,7 @@
           <w:b w:val="0"/>
           <w:sz w:val="21"/>
         </w:rPr>
-        <w:t>듀오 (John Lennon &amp; Yoko Ono)</w:t>
+        <w:t>듀오 (Duo / Collaboration)</w:t>
       </w:r>
     </w:p>
     <w:p>
@@ -368,7 +387,7 @@
           <w:b w:val="0"/>
           <w:sz w:val="21"/>
         </w:rPr>
-        <w:t>20세기 대중문화의 흐름을 바꾼 비틀즈의 영혼 존 레논과 플럭서스 운동의 중심에 섰던 전위예술가 오노 요코의 결합은 예술과 삶의 경계를 허문 혁신 그 자체였습니다. 두 사람은 서로의 영혼을 비추는 거울이 되어 음악을 통해 반전 평화 운동을 이끌었으며, 인간 본연의 사랑과 자유를 가장 진솔한 목소리로 증언한 위대한 예술가 부부입니다.</w:t>
+        <w:t>20세기 대중문화의 지형을 바꾼 비틀즈(The Beatles)의 리더이자 평화의 사도였던 존 레논과, 전위예술의 선구자로서 현대 예술계에 굵직한 족적을 남긴 오노 요코의 만남은 예술과 삶의 경계를 허문 가장 파격적이고 상징적인 동행이었습니다. 두 사람은 음악, 미술, 평화 운동을 아우르는 전방위적 예술혼을 공유하며 대중음악을 순수 예술의 경지로 끌어올린 세기의 예술가 부부입니다.</w:t>
       </w:r>
     </w:p>
     <w:p>
@@ -413,7 +432,7 @@
           <w:b w:val="0"/>
           <w:sz w:val="21"/>
         </w:rPr>
-        <w:t>거친 록 스타의 자의식을 내려놓고 중년의 나이에 이르러 비로소 마주한 가정의 평화와 성숙한 사랑을 찬미한 앨범으로, 팝 음악사에서 가장 가슴 저미는 ‘백조의 노래(Swan Song)’로 평가받습니다. 청년기의 저항과 분노를 지나 인간과 생명에 대한 긍정으로 회귀한 존 레논의 음악 여정이 완벽한 정신적 구원을 얻었음을 증명하는 걸작입니다.</w:t>
+        <w:t>1980년대 팝 음악의 서막을 알림과 동시에 록 음악사에서 가장 위대한 작곡가 중 한 명의 생애를 마감하는 마침표가 된 음반입니다. 상업 팝의 세련미와 아방가르드적 감수성이 완벽한 균형을 이루며, 중년의 원숙한 사랑과 가족애라는 테마를 팝 음악의 고전적 품격으로 승화시켰다는 점에서 음악사적으로 대체 불가능한 위상을 지닙니다.</w:t>
       </w:r>
     </w:p>
     <w:p>
@@ -444,7 +463,7 @@
           <w:b w:val="0"/>
           <w:sz w:val="21"/>
         </w:rPr>
-        <w:t>1980년 늦가을, 펑크와 디스코의 소용돌이 속에서 길을 잃어가던 청춘들에게 레논의 컴백은 오랜 벗이 전해온 따뜻한 안부 편지와도 같았습니다. 그러나 앨범 발표 불과 3주 만에 뉴욕 다코타 아파트 앞에서 울려 퍼진 네 발의 총성은 시대를 눈물짓게 했고, 팬들이 차가운 바람을 맞으며 턴테이블에 얹어 돌리던 이 바이닐은 전설을 배웅하는 거대한 추모의 제단이 되었습니다.</w:t>
+        <w:t>1970년대의 이상주의가 저물고 차가운 신자유주의와 소비문화가 움트던 1980년대 초입, 당대 청춘들은 존 레논의 귀환을 통해 잃어버렸던 낭만과 온기를 되찾고자 했습니다. 그러나 그의 갑작스러운 죽음과 맞물리며 이 음반은 한 시대의 순수가 종언을 고했음을 알리는 정서적 애도의 공간이 되었고, 전 세계 수많은 이들의 가슴속에 시대의 아픔과 노스탤지어를 아로새겼습니다.</w:t>
       </w:r>
     </w:p>
     <w:p>
@@ -489,7 +508,7 @@
           <w:b w:val="0"/>
           <w:sz w:val="21"/>
         </w:rPr>
-        <w:t>맑은 종소리와 함께 인생의 새로운 출발을 알리는 경쾌한 레트로 록앤롤 "(Just Like) Starting Over", 아들을 향한 지극한 사랑과 "인생이란 다른 계획을 세우느라 바쁠 때 일어나는 일"이라는 통찰이 담긴 "Beautiful Boy (Darling Boy)", 여성과 아내를 향한 숭고한 헌사이자 궁극의 서정성을 담은 "Woman", 그리고 시대를 앞서간 오노 요코의 감각적인 뉴웨이브 넘버 "Kiss Kiss Kiss" 등이 완벽한 호흡으로 배치되어 있습니다.</w:t>
+        <w:t>새로운 출발의 설렘을 1950년대 두왑과 로큰롤 스타일로 경쾌하게 풀어낸 '(Just Like) Starting Over', 아내와 세상 모든 여성에게 바치는 지고지순한 찬가인 'Woman', 어린 아들을 향한 부정(父情)과 인생의 지혜가 담긴 따스한 발라드 'Beautiful Boy (Darling Boy)', 그리고 세속의 번잡함을 벗어나 내면의 평온을 찾은 심경을 맑은 차임벨 소리로 노래한 'Watching the Wheels' 등은 서정성의 극치를 선사합니다.</w:t>
       </w:r>
     </w:p>
     <w:p>
@@ -520,7 +539,7 @@
           <w:b w:val="0"/>
           <w:sz w:val="21"/>
         </w:rPr>
-        <w:t>LP의 소리골을 타고 흐르는 레논의 목소리는 디지털 마스터링 음원에서는 결코 느낄 수 없는 숨결의 미세한 떨림과 온기를 고스란히 전해줍니다. 진공관 앰프의 온화한 배음과 턴테이블의 아날로그 질감이 맞물릴 때, 따스한 어쿠스틱 기타와 베이스 라인은 리스닝 룸을 단숨에 1980년 뉴욕 히트 팩토리 스튜디오의 밀도 높은 공기로 물들일 것입니다.</w:t>
+        <w:t>진공관 앰프의 은은한 불빛 아래에서 회전하는 바이닐 특유의 그루브 사운드는 잭 더글러스의 섬세한 아날로그 프로덕션과 완벽한 일치를 이룹니다. 존 레논의 숨결까지 전해지는 듯한 건반 터치와 따뜻한 어쿠스틱 기타, 그리고 다정하게 속삭이는 보컬의 질감은 턴테이블의 바늘 끝을 통해 비로소 그 풍성하고 아련한 진가를 드러냅니다.</w:t>
       </w:r>
     </w:p>
     <w:p>
@@ -551,7 +570,7 @@
           <w:b w:val="0"/>
           <w:sz w:val="21"/>
         </w:rPr>
-        <w:t>20세기 가장 위대한 음악적 아이콘의 육필 유언장과도 같은 앨범으로, 흑백의 고요 속에 입을 맞추고 있는 존과 요코의 재킷 사진만으로도 값을 매길 수 없는 예술적 가치를 지닙니다. 아날로그 바이닐만이 품을 수 있는 시대의 체온과 비극적인 아름다움을 간직하고 있기에 모든 LP 컬렉터의 서가에서 가장 경건하게 빛나야 할 필청반입니다.</w:t>
+        <w:t>대중음악의 가장 찬란한 유산이자 비극적인 드라마가 응축된 음반으로, 오리지널 LP의 게이트폴드 커버와 바이닐 특유의 소리 결은 그 자체로 역사의 한 페이지를 소유하는 듯한 깊은 감동을 안겨줍니다. 클래식과 팝 컬렉터 모두의 음반 라이브러리 맨 앞자리를 장식해야 할 필청 음반입니다.</w:t>
       </w:r>
     </w:p>
     <w:p>
@@ -565,7 +584,7 @@
           <w:color w:val="4338CA"/>
           <w:sz w:val="21"/>
         </w:rPr>
-        <w:t>이 음반을 통해 삶의 가장 눈부신 순간에 멈춰 서서 영원한 사랑과 평온을 노래했던 존 레논이 전해주는 감동을 다시 한번 경험해 보시는 것은 어떨까요?</w:t>
+        <w:t>이 음반을 통해 생의 가장 순수하고 따스했던 순간으로 돌아가 존 레논과 오노 요코가 전해주는 감동을 다시 한번 경험해 보시는 것은 어떨까요?</w:t>
       </w:r>
     </w:p>
     <w:sectPr>
